--- a/test/story/cases/auto-topup/update-inputs/交通卡自动充值-v2.docx
+++ b/test/story/cases/auto-topup/update-inputs/交通卡自动充值-v2.docx
@@ -20,7 +20,7 @@
     </w:p>
     <w:p>
       <w:r>
-        <w:t xml:space="preserve">文档状态：草稿（尚未在需求系统归档，先以本文档为准）（v0.5 改版：单日充值上限由 200 元调整为 300 元，界面提示与端云协议一并同步；其余已定结论保持不变。）</w:t>
+        <w:t xml:space="preserve">文档状态：草稿（v0.5 改版：吸收 9 月 3 日澄清会结论；单日充值上限由 200 元调整为 300 元，协议文案同步）</w:t>
       </w:r>
     </w:p>
     <w:p>
@@ -220,7 +220,7 @@
     </w:p>
     <w:p>
       <w:r>
-        <w:t xml:space="preserve">6. 用户可以随时在同一入口查看充值记录、修改门限面额或关闭自动充值。</w:t>
+        <w:t xml:space="preserve">6. 用户可以随时在同一入口查看充值记录、修改门限面额或关闭自动充值；修改门限面额在原签约上更新，不用解约重签。</w:t>
       </w:r>
     </w:p>
     <w:p>
@@ -842,7 +842,7 @@
         <w:tc>
           <w:p>
             <w:r>
-              <w:t xml:space="preserve">达到上限当日不再触发，次日零点恢复</w:t>
+              <w:t xml:space="preserve">达到上限当日不再触发，次日零点恢复；协议文案里写明这个上限</w:t>
             </w:r>
           </w:p>
         </w:tc>
@@ -881,14 +881,14 @@
         <w:tc>
           <w:p>
             <w:r>
-              <w:t xml:space="preserve">运营侧可关闭签约入口</w:t>
-            </w:r>
-          </w:p>
-        </w:tc>
-        <w:tc>
-          <w:p>
-            <w:r>
-              <w:t xml:space="preserve">已经签约的用户不受影响，继续自动充值</w:t>
+              <w:t xml:space="preserve">运营侧可暂停新签约</w:t>
+            </w:r>
+          </w:p>
+        </w:tc>
+        <w:tc>
+          <w:p>
+            <w:r>
+              <w:t xml:space="preserve">只管新签约：入口不隐藏，已签约用户的记录查看、改档与关闭照常，自动充值照常发生</w:t>
             </w:r>
           </w:p>
         </w:tc>
@@ -922,7 +922,7 @@
     </w:p>
     <w:p>
       <w:r>
-        <w:t xml:space="preserve">· 未实名用户看不到签约入口，也无法通过任何路径完成签约；</w:t>
+        <w:t xml:space="preserve">· 未实名用户点入口被引导去实名，完成实名前签不成；</w:t>
       </w:r>
     </w:p>
     <w:p>
@@ -937,7 +937,7 @@
     </w:p>
     <w:p>
       <w:r>
-        <w:t xml:space="preserve">· 关闭功能开关后新用户看不到入口，已签约用户的自动充值照常发生；</w:t>
+        <w:t xml:space="preserve">· 关闭功能开关后新签约暂停，入口不隐藏；已签约用户的记录、改档与关闭照常，自动充值照常发生；</w:t>
       </w:r>
     </w:p>
     <w:p>

--- a/test/story/cases/auto-topup/update-inputs/交通卡自动充值-v2.docx
+++ b/test/story/cases/auto-topup/update-inputs/交通卡自动充值-v2.docx
@@ -407,7 +407,7 @@
         <w:tc>
           <w:p>
             <w:r>
-              <w:t xml:space="preserve">只管新签约：入口不隐藏，已签约用户的记录查看、改档与关闭照常，自动充值照常发生</w:t>
+              <w:t xml:space="preserve">只管新签约：开关关闭时未签约用户看不到入口；已签约用户的入口不隐藏、直达管理页，记录查看、改档与关闭照常，自动充值照常发生</w:t>
             </w:r>
           </w:p>
         </w:tc>
@@ -550,7 +550,7 @@
         <w:tc>
           <w:p>
             <w:r>
-              <w:t xml:space="preserve">新签约暂停，入口不隐藏；已签约用户的记录、改档与关闭照常，自动充值照常发生。</w:t>
+              <w:t xml:space="preserve">新签约暂停，未签约用户看不到入口；已签约用户点入口直达管理页，记录、改档与关闭照常，自动充值照常发生。</w:t>
             </w:r>
           </w:p>
         </w:tc>
